--- a/docs/PracticeLab_Database_Schema_Reference.docx
+++ b/docs/PracticeLab_Database_Schema_Reference.docx
@@ -62,7 +62,7 @@
           <w:sz w:val="21"/>
           <w:szCs w:val="21"/>
         </w:rPr>
-        <w:t xml:space="preserve">41 tables · 596 columns · 47 foreign keys</w:t>
+        <w:t xml:space="preserve">46 tables · 645 columns · 47 foreign keys</w:t>
       </w:r>
     </w:p>
     <w:p>
@@ -90,7 +90,7 @@
           <w:sz w:val="19"/>
           <w:szCs w:val="19"/>
         </w:rPr>
-        <w:t xml:space="preserve">Version 1.0  ·  12 August 2026</w:t>
+        <w:t xml:space="preserve">Version 1.0  ·  17 August 2026</w:t>
       </w:r>
     </w:p>
     <w:p>
@@ -4375,7 +4375,7 @@
           <w:sz w:val="19"/>
           <w:szCs w:val="19"/>
         </w:rPr>
-        <w:t xml:space="preserve">assessment_audit_log, assessment_configs, assessment_questions, audit_batches, audit_scoring_configs, batches, chart_sequences, charts, coding_resources, em_scoring_configs, scoring_configs, self_practice_submissions</w:t>
+        <w:t xml:space="preserve">assessment_audit_log, assessment_configs, assessment_questions, audit_batches, audit_scoring_configs, batches, cc_exclusions, chart_sequences, charts, code_descriptions, code_set_versions, coding_resources, drg_weights, em_scoring_configs, pcs_code_axes, scoring_configs, self_practice_submissions</w:t>
       </w:r>
     </w:p>
     <w:p>
@@ -44620,6 +44620,78 @@
                 <w:sz w:val="17"/>
                 <w:szCs w:val="17"/>
               </w:rPr>
+              <w:t xml:space="preserve">emp_id</w:t>
+            </w:r>
+          </w:p>
+        </w:tc>
+        <w:tc>
+          <w:tcPr>
+            <w:tcW w:type="dxa" w:w="1700"/>
+            <w:tcMar>
+              <w:top w:type="dxa" w:w="70"/>
+              <w:left w:type="dxa" w:w="120"/>
+              <w:bottom w:type="dxa" w:w="70"/>
+              <w:right w:type="dxa" w:w="120"/>
+            </w:tcMar>
+          </w:tcPr>
+          <w:p>
+            <w:pPr>
+              <w:spacing w:line="250"/>
+            </w:pPr>
+            <w:r>
+              <w:rPr>
+                <w:sz w:val="19"/>
+                <w:szCs w:val="19"/>
+              </w:rPr>
+              <w:t xml:space="preserve">text(50)</w:t>
+            </w:r>
+          </w:p>
+        </w:tc>
+        <w:tc>
+          <w:tcPr>
+            <w:tcW w:type="dxa" w:w="4560"/>
+            <w:tcMar>
+              <w:top w:type="dxa" w:w="70"/>
+              <w:left w:type="dxa" w:w="120"/>
+              <w:bottom w:type="dxa" w:w="70"/>
+              <w:right w:type="dxa" w:w="120"/>
+            </w:tcMar>
+          </w:tcPr>
+          <w:p>
+            <w:pPr>
+              <w:spacing w:line="250"/>
+            </w:pPr>
+            <w:r>
+              <w:rPr>
+                <w:sz w:val="19"/>
+                <w:szCs w:val="19"/>
+              </w:rPr>
+              <w:t xml:space="preserve"/>
+            </w:r>
+          </w:p>
+        </w:tc>
+      </w:tr>
+      <w:tr>
+        <w:tc>
+          <w:tcPr>
+            <w:tcW w:type="dxa" w:w="3100"/>
+            <w:tcMar>
+              <w:top w:type="dxa" w:w="70"/>
+              <w:left w:type="dxa" w:w="120"/>
+              <w:bottom w:type="dxa" w:w="70"/>
+              <w:right w:type="dxa" w:w="120"/>
+            </w:tcMar>
+          </w:tcPr>
+          <w:p>
+            <w:pPr>
+              <w:spacing w:line="250"/>
+            </w:pPr>
+            <w:r>
+              <w:rPr>
+                <w:rFonts w:ascii="Consolas" w:cs="Consolas" w:eastAsia="Consolas" w:hAnsi="Consolas"/>
+                <w:sz w:val="17"/>
+                <w:szCs w:val="17"/>
+              </w:rPr>
               <w:t xml:space="preserve">chart_id</w:t>
             </w:r>
           </w:p>
@@ -49393,6 +49465,366 @@
                 <w:sz w:val="17"/>
                 <w:szCs w:val="17"/>
               </w:rPr>
+              <w:t xml:space="preserve">review_total</w:t>
+            </w:r>
+          </w:p>
+        </w:tc>
+        <w:tc>
+          <w:tcPr>
+            <w:tcW w:type="dxa" w:w="1700"/>
+            <w:tcMar>
+              <w:top w:type="dxa" w:w="70"/>
+              <w:left w:type="dxa" w:w="120"/>
+              <w:bottom w:type="dxa" w:w="70"/>
+              <w:right w:type="dxa" w:w="120"/>
+            </w:tcMar>
+          </w:tcPr>
+          <w:p>
+            <w:pPr>
+              <w:spacing w:line="250"/>
+            </w:pPr>
+            <w:r>
+              <w:rPr>
+                <w:sz w:val="19"/>
+                <w:szCs w:val="19"/>
+              </w:rPr>
+              <w:t xml:space="preserve">integer</w:t>
+            </w:r>
+          </w:p>
+        </w:tc>
+        <w:tc>
+          <w:tcPr>
+            <w:tcW w:type="dxa" w:w="4560"/>
+            <w:tcMar>
+              <w:top w:type="dxa" w:w="70"/>
+              <w:left w:type="dxa" w:w="120"/>
+              <w:bottom w:type="dxa" w:w="70"/>
+              <w:right w:type="dxa" w:w="120"/>
+            </w:tcMar>
+          </w:tcPr>
+          <w:p>
+            <w:pPr>
+              <w:spacing w:line="250"/>
+            </w:pPr>
+            <w:r>
+              <w:rPr>
+                <w:sz w:val="19"/>
+                <w:szCs w:val="19"/>
+              </w:rPr>
+              <w:t xml:space="preserve"/>
+            </w:r>
+          </w:p>
+        </w:tc>
+      </w:tr>
+      <w:tr>
+        <w:tc>
+          <w:tcPr>
+            <w:tcW w:type="dxa" w:w="3100"/>
+            <w:tcMar>
+              <w:top w:type="dxa" w:w="70"/>
+              <w:left w:type="dxa" w:w="120"/>
+              <w:bottom w:type="dxa" w:w="70"/>
+              <w:right w:type="dxa" w:w="120"/>
+            </w:tcMar>
+          </w:tcPr>
+          <w:p>
+            <w:pPr>
+              <w:spacing w:line="250"/>
+            </w:pPr>
+            <w:r>
+              <w:rPr>
+                <w:rFonts w:ascii="Consolas" w:cs="Consolas" w:eastAsia="Consolas" w:hAnsi="Consolas"/>
+                <w:sz w:val="17"/>
+                <w:szCs w:val="17"/>
+              </w:rPr>
+              <w:t xml:space="preserve">review_correct</w:t>
+            </w:r>
+          </w:p>
+        </w:tc>
+        <w:tc>
+          <w:tcPr>
+            <w:tcW w:type="dxa" w:w="1700"/>
+            <w:tcMar>
+              <w:top w:type="dxa" w:w="70"/>
+              <w:left w:type="dxa" w:w="120"/>
+              <w:bottom w:type="dxa" w:w="70"/>
+              <w:right w:type="dxa" w:w="120"/>
+            </w:tcMar>
+          </w:tcPr>
+          <w:p>
+            <w:pPr>
+              <w:spacing w:line="250"/>
+            </w:pPr>
+            <w:r>
+              <w:rPr>
+                <w:sz w:val="19"/>
+                <w:szCs w:val="19"/>
+              </w:rPr>
+              <w:t xml:space="preserve">integer</w:t>
+            </w:r>
+          </w:p>
+        </w:tc>
+        <w:tc>
+          <w:tcPr>
+            <w:tcW w:type="dxa" w:w="4560"/>
+            <w:tcMar>
+              <w:top w:type="dxa" w:w="70"/>
+              <w:left w:type="dxa" w:w="120"/>
+              <w:bottom w:type="dxa" w:w="70"/>
+              <w:right w:type="dxa" w:w="120"/>
+            </w:tcMar>
+          </w:tcPr>
+          <w:p>
+            <w:pPr>
+              <w:spacing w:line="250"/>
+            </w:pPr>
+            <w:r>
+              <w:rPr>
+                <w:sz w:val="19"/>
+                <w:szCs w:val="19"/>
+              </w:rPr>
+              <w:t xml:space="preserve"/>
+            </w:r>
+          </w:p>
+        </w:tc>
+      </w:tr>
+      <w:tr>
+        <w:tc>
+          <w:tcPr>
+            <w:tcW w:type="dxa" w:w="3100"/>
+            <w:tcMar>
+              <w:top w:type="dxa" w:w="70"/>
+              <w:left w:type="dxa" w:w="120"/>
+              <w:bottom w:type="dxa" w:w="70"/>
+              <w:right w:type="dxa" w:w="120"/>
+            </w:tcMar>
+          </w:tcPr>
+          <w:p>
+            <w:pPr>
+              <w:spacing w:line="250"/>
+            </w:pPr>
+            <w:r>
+              <w:rPr>
+                <w:rFonts w:ascii="Consolas" w:cs="Consolas" w:eastAsia="Consolas" w:hAnsi="Consolas"/>
+                <w:sz w:val="17"/>
+                <w:szCs w:val="17"/>
+              </w:rPr>
+              <w:t xml:space="preserve">review_score</w:t>
+            </w:r>
+          </w:p>
+        </w:tc>
+        <w:tc>
+          <w:tcPr>
+            <w:tcW w:type="dxa" w:w="1700"/>
+            <w:tcMar>
+              <w:top w:type="dxa" w:w="70"/>
+              <w:left w:type="dxa" w:w="120"/>
+              <w:bottom w:type="dxa" w:w="70"/>
+              <w:right w:type="dxa" w:w="120"/>
+            </w:tcMar>
+          </w:tcPr>
+          <w:p>
+            <w:pPr>
+              <w:spacing w:line="250"/>
+            </w:pPr>
+            <w:r>
+              <w:rPr>
+                <w:sz w:val="19"/>
+                <w:szCs w:val="19"/>
+              </w:rPr>
+              <w:t xml:space="preserve">number</w:t>
+            </w:r>
+          </w:p>
+        </w:tc>
+        <w:tc>
+          <w:tcPr>
+            <w:tcW w:type="dxa" w:w="4560"/>
+            <w:tcMar>
+              <w:top w:type="dxa" w:w="70"/>
+              <w:left w:type="dxa" w:w="120"/>
+              <w:bottom w:type="dxa" w:w="70"/>
+              <w:right w:type="dxa" w:w="120"/>
+            </w:tcMar>
+          </w:tcPr>
+          <w:p>
+            <w:pPr>
+              <w:spacing w:line="250"/>
+            </w:pPr>
+            <w:r>
+              <w:rPr>
+                <w:sz w:val="19"/>
+                <w:szCs w:val="19"/>
+              </w:rPr>
+              <w:t xml:space="preserve"/>
+            </w:r>
+          </w:p>
+        </w:tc>
+      </w:tr>
+      <w:tr>
+        <w:tc>
+          <w:tcPr>
+            <w:tcW w:type="dxa" w:w="3100"/>
+            <w:tcMar>
+              <w:top w:type="dxa" w:w="70"/>
+              <w:left w:type="dxa" w:w="120"/>
+              <w:bottom w:type="dxa" w:w="70"/>
+              <w:right w:type="dxa" w:w="120"/>
+            </w:tcMar>
+          </w:tcPr>
+          <w:p>
+            <w:pPr>
+              <w:spacing w:line="250"/>
+            </w:pPr>
+            <w:r>
+              <w:rPr>
+                <w:rFonts w:ascii="Consolas" w:cs="Consolas" w:eastAsia="Consolas" w:hAnsi="Consolas"/>
+                <w:sz w:val="17"/>
+                <w:szCs w:val="17"/>
+              </w:rPr>
+              <w:t xml:space="preserve">review_sections</w:t>
+            </w:r>
+          </w:p>
+        </w:tc>
+        <w:tc>
+          <w:tcPr>
+            <w:tcW w:type="dxa" w:w="1700"/>
+            <w:tcMar>
+              <w:top w:type="dxa" w:w="70"/>
+              <w:left w:type="dxa" w:w="120"/>
+              <w:bottom w:type="dxa" w:w="70"/>
+              <w:right w:type="dxa" w:w="120"/>
+            </w:tcMar>
+          </w:tcPr>
+          <w:p>
+            <w:pPr>
+              <w:spacing w:line="250"/>
+            </w:pPr>
+            <w:r>
+              <w:rPr>
+                <w:sz w:val="19"/>
+                <w:szCs w:val="19"/>
+              </w:rPr>
+              <w:t xml:space="preserve">JSON</w:t>
+            </w:r>
+          </w:p>
+        </w:tc>
+        <w:tc>
+          <w:tcPr>
+            <w:tcW w:type="dxa" w:w="4560"/>
+            <w:tcMar>
+              <w:top w:type="dxa" w:w="70"/>
+              <w:left w:type="dxa" w:w="120"/>
+              <w:bottom w:type="dxa" w:w="70"/>
+              <w:right w:type="dxa" w:w="120"/>
+            </w:tcMar>
+          </w:tcPr>
+          <w:p>
+            <w:pPr>
+              <w:spacing w:line="250"/>
+            </w:pPr>
+            <w:r>
+              <w:rPr>
+                <w:sz w:val="19"/>
+                <w:szCs w:val="19"/>
+              </w:rPr>
+              <w:t xml:space="preserve"/>
+            </w:r>
+          </w:p>
+        </w:tc>
+      </w:tr>
+      <w:tr>
+        <w:tc>
+          <w:tcPr>
+            <w:tcW w:type="dxa" w:w="3100"/>
+            <w:tcMar>
+              <w:top w:type="dxa" w:w="70"/>
+              <w:left w:type="dxa" w:w="120"/>
+              <w:bottom w:type="dxa" w:w="70"/>
+              <w:right w:type="dxa" w:w="120"/>
+            </w:tcMar>
+          </w:tcPr>
+          <w:p>
+            <w:pPr>
+              <w:spacing w:line="250"/>
+            </w:pPr>
+            <w:r>
+              <w:rPr>
+                <w:rFonts w:ascii="Consolas" w:cs="Consolas" w:eastAsia="Consolas" w:hAnsi="Consolas"/>
+                <w:sz w:val="17"/>
+                <w:szCs w:val="17"/>
+              </w:rPr>
+              <w:t xml:space="preserve">review_attributes</w:t>
+            </w:r>
+          </w:p>
+        </w:tc>
+        <w:tc>
+          <w:tcPr>
+            <w:tcW w:type="dxa" w:w="1700"/>
+            <w:tcMar>
+              <w:top w:type="dxa" w:w="70"/>
+              <w:left w:type="dxa" w:w="120"/>
+              <w:bottom w:type="dxa" w:w="70"/>
+              <w:right w:type="dxa" w:w="120"/>
+            </w:tcMar>
+          </w:tcPr>
+          <w:p>
+            <w:pPr>
+              <w:spacing w:line="250"/>
+            </w:pPr>
+            <w:r>
+              <w:rPr>
+                <w:sz w:val="19"/>
+                <w:szCs w:val="19"/>
+              </w:rPr>
+              <w:t xml:space="preserve">JSON</w:t>
+            </w:r>
+          </w:p>
+        </w:tc>
+        <w:tc>
+          <w:tcPr>
+            <w:tcW w:type="dxa" w:w="4560"/>
+            <w:tcMar>
+              <w:top w:type="dxa" w:w="70"/>
+              <w:left w:type="dxa" w:w="120"/>
+              <w:bottom w:type="dxa" w:w="70"/>
+              <w:right w:type="dxa" w:w="120"/>
+            </w:tcMar>
+          </w:tcPr>
+          <w:p>
+            <w:pPr>
+              <w:spacing w:line="250"/>
+            </w:pPr>
+            <w:r>
+              <w:rPr>
+                <w:sz w:val="19"/>
+                <w:szCs w:val="19"/>
+              </w:rPr>
+              <w:t xml:space="preserve"/>
+            </w:r>
+          </w:p>
+        </w:tc>
+      </w:tr>
+      <w:tr>
+        <w:tc>
+          <w:tcPr>
+            <w:tcW w:type="dxa" w:w="3100"/>
+            <w:tcMar>
+              <w:top w:type="dxa" w:w="70"/>
+              <w:left w:type="dxa" w:w="120"/>
+              <w:bottom w:type="dxa" w:w="70"/>
+              <w:right w:type="dxa" w:w="120"/>
+            </w:tcMar>
+          </w:tcPr>
+          <w:p>
+            <w:pPr>
+              <w:spacing w:line="250"/>
+            </w:pPr>
+            <w:r>
+              <w:rPr>
+                <w:rFonts w:ascii="Consolas" w:cs="Consolas" w:eastAsia="Consolas" w:hAnsi="Consolas"/>
+                <w:sz w:val="17"/>
+                <w:szCs w:val="17"/>
+              </w:rPr>
               <w:t xml:space="preserve">pass_fail</w:t>
             </w:r>
           </w:p>
@@ -51448,6 +51880,222 @@
                 <w:szCs w:val="17"/>
               </w:rPr>
               <w:t xml:space="preserve">min_opportunities_for_verdict</w:t>
+            </w:r>
+          </w:p>
+        </w:tc>
+        <w:tc>
+          <w:tcPr>
+            <w:tcW w:type="dxa" w:w="1700"/>
+            <w:tcMar>
+              <w:top w:type="dxa" w:w="70"/>
+              <w:left w:type="dxa" w:w="120"/>
+              <w:bottom w:type="dxa" w:w="70"/>
+              <w:right w:type="dxa" w:w="120"/>
+            </w:tcMar>
+          </w:tcPr>
+          <w:p>
+            <w:pPr>
+              <w:spacing w:line="250"/>
+            </w:pPr>
+            <w:r>
+              <w:rPr>
+                <w:sz w:val="19"/>
+                <w:szCs w:val="19"/>
+              </w:rPr>
+              <w:t xml:space="preserve">integer</w:t>
+            </w:r>
+          </w:p>
+        </w:tc>
+        <w:tc>
+          <w:tcPr>
+            <w:tcW w:type="dxa" w:w="4560"/>
+            <w:tcMar>
+              <w:top w:type="dxa" w:w="70"/>
+              <w:left w:type="dxa" w:w="120"/>
+              <w:bottom w:type="dxa" w:w="70"/>
+              <w:right w:type="dxa" w:w="120"/>
+            </w:tcMar>
+          </w:tcPr>
+          <w:p>
+            <w:pPr>
+              <w:spacing w:line="250"/>
+            </w:pPr>
+            <w:r>
+              <w:rPr>
+                <w:sz w:val="19"/>
+                <w:szCs w:val="19"/>
+              </w:rPr>
+              <w:t xml:space="preserve">required</w:t>
+            </w:r>
+          </w:p>
+        </w:tc>
+      </w:tr>
+      <w:tr>
+        <w:tc>
+          <w:tcPr>
+            <w:tcW w:type="dxa" w:w="3100"/>
+            <w:tcMar>
+              <w:top w:type="dxa" w:w="70"/>
+              <w:left w:type="dxa" w:w="120"/>
+              <w:bottom w:type="dxa" w:w="70"/>
+              <w:right w:type="dxa" w:w="120"/>
+            </w:tcMar>
+          </w:tcPr>
+          <w:p>
+            <w:pPr>
+              <w:spacing w:line="250"/>
+            </w:pPr>
+            <w:r>
+              <w:rPr>
+                <w:rFonts w:ascii="Consolas" w:cs="Consolas" w:eastAsia="Consolas" w:hAnsi="Consolas"/>
+                <w:sz w:val="17"/>
+                <w:szCs w:val="17"/>
+              </w:rPr>
+              <w:t xml:space="preserve">min_review_opportunities</w:t>
+            </w:r>
+          </w:p>
+        </w:tc>
+        <w:tc>
+          <w:tcPr>
+            <w:tcW w:type="dxa" w:w="1700"/>
+            <w:tcMar>
+              <w:top w:type="dxa" w:w="70"/>
+              <w:left w:type="dxa" w:w="120"/>
+              <w:bottom w:type="dxa" w:w="70"/>
+              <w:right w:type="dxa" w:w="120"/>
+            </w:tcMar>
+          </w:tcPr>
+          <w:p>
+            <w:pPr>
+              <w:spacing w:line="250"/>
+            </w:pPr>
+            <w:r>
+              <w:rPr>
+                <w:sz w:val="19"/>
+                <w:szCs w:val="19"/>
+              </w:rPr>
+              <w:t xml:space="preserve">integer</w:t>
+            </w:r>
+          </w:p>
+        </w:tc>
+        <w:tc>
+          <w:tcPr>
+            <w:tcW w:type="dxa" w:w="4560"/>
+            <w:tcMar>
+              <w:top w:type="dxa" w:w="70"/>
+              <w:left w:type="dxa" w:w="120"/>
+              <w:bottom w:type="dxa" w:w="70"/>
+              <w:right w:type="dxa" w:w="120"/>
+            </w:tcMar>
+          </w:tcPr>
+          <w:p>
+            <w:pPr>
+              <w:spacing w:line="250"/>
+            </w:pPr>
+            <w:r>
+              <w:rPr>
+                <w:sz w:val="19"/>
+                <w:szCs w:val="19"/>
+              </w:rPr>
+              <w:t xml:space="preserve">required</w:t>
+            </w:r>
+          </w:p>
+        </w:tc>
+      </w:tr>
+      <w:tr>
+        <w:tc>
+          <w:tcPr>
+            <w:tcW w:type="dxa" w:w="3100"/>
+            <w:tcMar>
+              <w:top w:type="dxa" w:w="70"/>
+              <w:left w:type="dxa" w:w="120"/>
+              <w:bottom w:type="dxa" w:w="70"/>
+              <w:right w:type="dxa" w:w="120"/>
+            </w:tcMar>
+          </w:tcPr>
+          <w:p>
+            <w:pPr>
+              <w:spacing w:line="250"/>
+            </w:pPr>
+            <w:r>
+              <w:rPr>
+                <w:rFonts w:ascii="Consolas" w:cs="Consolas" w:eastAsia="Consolas" w:hAnsi="Consolas"/>
+                <w:sz w:val="17"/>
+                <w:szCs w:val="17"/>
+              </w:rPr>
+              <w:t xml:space="preserve">detection_weight</w:t>
+            </w:r>
+          </w:p>
+        </w:tc>
+        <w:tc>
+          <w:tcPr>
+            <w:tcW w:type="dxa" w:w="1700"/>
+            <w:tcMar>
+              <w:top w:type="dxa" w:w="70"/>
+              <w:left w:type="dxa" w:w="120"/>
+              <w:bottom w:type="dxa" w:w="70"/>
+              <w:right w:type="dxa" w:w="120"/>
+            </w:tcMar>
+          </w:tcPr>
+          <w:p>
+            <w:pPr>
+              <w:spacing w:line="250"/>
+            </w:pPr>
+            <w:r>
+              <w:rPr>
+                <w:sz w:val="19"/>
+                <w:szCs w:val="19"/>
+              </w:rPr>
+              <w:t xml:space="preserve">integer</w:t>
+            </w:r>
+          </w:p>
+        </w:tc>
+        <w:tc>
+          <w:tcPr>
+            <w:tcW w:type="dxa" w:w="4560"/>
+            <w:tcMar>
+              <w:top w:type="dxa" w:w="70"/>
+              <w:left w:type="dxa" w:w="120"/>
+              <w:bottom w:type="dxa" w:w="70"/>
+              <w:right w:type="dxa" w:w="120"/>
+            </w:tcMar>
+          </w:tcPr>
+          <w:p>
+            <w:pPr>
+              <w:spacing w:line="250"/>
+            </w:pPr>
+            <w:r>
+              <w:rPr>
+                <w:sz w:val="19"/>
+                <w:szCs w:val="19"/>
+              </w:rPr>
+              <w:t xml:space="preserve">required</w:t>
+            </w:r>
+          </w:p>
+        </w:tc>
+      </w:tr>
+      <w:tr>
+        <w:tc>
+          <w:tcPr>
+            <w:tcW w:type="dxa" w:w="3100"/>
+            <w:tcMar>
+              <w:top w:type="dxa" w:w="70"/>
+              <w:left w:type="dxa" w:w="120"/>
+              <w:bottom w:type="dxa" w:w="70"/>
+              <w:right w:type="dxa" w:w="120"/>
+            </w:tcMar>
+          </w:tcPr>
+          <w:p>
+            <w:pPr>
+              <w:spacing w:line="250"/>
+            </w:pPr>
+            <w:r>
+              <w:rPr>
+                <w:rFonts w:ascii="Consolas" w:cs="Consolas" w:eastAsia="Consolas" w:hAnsi="Consolas"/>
+                <w:sz w:val="17"/>
+                <w:szCs w:val="17"/>
+              </w:rPr>
+              <w:t xml:space="preserve">review_weight</w:t>
             </w:r>
           </w:p>
         </w:tc>

--- a/docs/PracticeLab_Database_Schema_Reference.docx
+++ b/docs/PracticeLab_Database_Schema_Reference.docx
@@ -62,7 +62,7 @@
           <w:sz w:val="21"/>
           <w:szCs w:val="21"/>
         </w:rPr>
-        <w:t xml:space="preserve">46 tables · 645 columns · 47 foreign keys</w:t>
+        <w:t xml:space="preserve">46 tables · 652 columns · 47 foreign keys</w:t>
       </w:r>
     </w:p>
     <w:p>
@@ -90,7 +90,7 @@
           <w:sz w:val="19"/>
           <w:szCs w:val="19"/>
         </w:rPr>
-        <w:t xml:space="preserve">Version 1.0  ·  17 August 2026</w:t>
+        <w:t xml:space="preserve">Version 1.0  ·  24 August 2026</w:t>
       </w:r>
     </w:p>
     <w:p>
@@ -15574,7 +15574,7 @@
                 <w:sz w:val="19"/>
                 <w:szCs w:val="19"/>
               </w:rPr>
-              <w:t xml:space="preserve">text(200)</w:t>
+              <w:t xml:space="preserve">text</w:t>
             </w:r>
           </w:p>
         </w:tc>
@@ -16551,7 +16551,7 @@
           <w:sz w:val="20"/>
           <w:szCs w:val="20"/>
         </w:rPr>
-        <w:t xml:space="preserve">Master answer key per chart — permanent, one per chart number.</w:t>
+        <w:t xml:space="preserve">Master answer key per chart — permanent, one per chart number. cc_boundary marks a chart where the critical-care call is genuinely borderline, which is the only place the auditor generator may plant a 99285-versus-99291 error.</w:t>
       </w:r>
     </w:p>
     <w:tbl>
@@ -17318,6 +17318,78 @@
                 <w:szCs w:val="17"/>
               </w:rPr>
               <w:t xml:space="preserve">profee_level</w:t>
+            </w:r>
+          </w:p>
+        </w:tc>
+        <w:tc>
+          <w:tcPr>
+            <w:tcW w:type="dxa" w:w="1700"/>
+            <w:tcMar>
+              <w:top w:type="dxa" w:w="70"/>
+              <w:left w:type="dxa" w:w="120"/>
+              <w:bottom w:type="dxa" w:w="70"/>
+              <w:right w:type="dxa" w:w="120"/>
+            </w:tcMar>
+          </w:tcPr>
+          <w:p>
+            <w:pPr>
+              <w:spacing w:line="250"/>
+            </w:pPr>
+            <w:r>
+              <w:rPr>
+                <w:sz w:val="19"/>
+                <w:szCs w:val="19"/>
+              </w:rPr>
+              <w:t xml:space="preserve">text(20)</w:t>
+            </w:r>
+          </w:p>
+        </w:tc>
+        <w:tc>
+          <w:tcPr>
+            <w:tcW w:type="dxa" w:w="4560"/>
+            <w:tcMar>
+              <w:top w:type="dxa" w:w="70"/>
+              <w:left w:type="dxa" w:w="120"/>
+              <w:bottom w:type="dxa" w:w="70"/>
+              <w:right w:type="dxa" w:w="120"/>
+            </w:tcMar>
+          </w:tcPr>
+          <w:p>
+            <w:pPr>
+              <w:spacing w:line="250"/>
+            </w:pPr>
+            <w:r>
+              <w:rPr>
+                <w:sz w:val="19"/>
+                <w:szCs w:val="19"/>
+              </w:rPr>
+              <w:t xml:space="preserve"/>
+            </w:r>
+          </w:p>
+        </w:tc>
+      </w:tr>
+      <w:tr>
+        <w:tc>
+          <w:tcPr>
+            <w:tcW w:type="dxa" w:w="3100"/>
+            <w:tcMar>
+              <w:top w:type="dxa" w:w="70"/>
+              <w:left w:type="dxa" w:w="120"/>
+              <w:bottom w:type="dxa" w:w="70"/>
+              <w:right w:type="dxa" w:w="120"/>
+            </w:tcMar>
+          </w:tcPr>
+          <w:p>
+            <w:pPr>
+              <w:spacing w:line="250"/>
+            </w:pPr>
+            <w:r>
+              <w:rPr>
+                <w:rFonts w:ascii="Consolas" w:cs="Consolas" w:eastAsia="Consolas" w:hAnsi="Consolas"/>
+                <w:sz w:val="17"/>
+                <w:szCs w:val="17"/>
+              </w:rPr>
+              <w:t xml:space="preserve">cc_boundary</w:t>
             </w:r>
           </w:p>
         </w:tc>
@@ -20824,7 +20896,7 @@
           <w:sz w:val="20"/>
           <w:szCs w:val="20"/>
         </w:rPr>
-        <w:t xml:space="preserve">The answer key for an Evaluation &amp; Management chart. As well as codes, records the medical decision-making elements a coder should have identified — COPA, Data Review and Risk counts — and the complexity level each implies. em_category says which kind of encounter it is, because not every category is levelled by MDM.</w:t>
+        <w:t xml:space="preserve">The answer key for an Evaluation &amp; Management chart. As well as codes, records the medical decision-making elements a coder should have identified — COPA, Data Review and Risk counts — and the complexity level each implies. em_category says which kind of encounter it is, because not every category is levelled by MDM. Has no ORM model and no row in answer_keys, so any query asking whether a chart has a key must consult it separately or report zero for every E/M chart.</w:t>
       </w:r>
     </w:p>
     <w:tbl>
@@ -23797,6 +23869,78 @@
                 <w:szCs w:val="19"/>
               </w:rPr>
               <w:t xml:space="preserve">required · default []</w:t>
+            </w:r>
+          </w:p>
+        </w:tc>
+      </w:tr>
+      <w:tr>
+        <w:tc>
+          <w:tcPr>
+            <w:tcW w:type="dxa" w:w="3100"/>
+            <w:tcMar>
+              <w:top w:type="dxa" w:w="70"/>
+              <w:left w:type="dxa" w:w="120"/>
+              <w:bottom w:type="dxa" w:w="70"/>
+              <w:right w:type="dxa" w:w="120"/>
+            </w:tcMar>
+          </w:tcPr>
+          <w:p>
+            <w:pPr>
+              <w:spacing w:line="250"/>
+            </w:pPr>
+            <w:r>
+              <w:rPr>
+                <w:rFonts w:ascii="Consolas" w:cs="Consolas" w:eastAsia="Consolas" w:hAnsi="Consolas"/>
+                <w:sz w:val="17"/>
+                <w:szCs w:val="17"/>
+              </w:rPr>
+              <w:t xml:space="preserve">cc_boundary</w:t>
+            </w:r>
+          </w:p>
+        </w:tc>
+        <w:tc>
+          <w:tcPr>
+            <w:tcW w:type="dxa" w:w="1700"/>
+            <w:tcMar>
+              <w:top w:type="dxa" w:w="70"/>
+              <w:left w:type="dxa" w:w="120"/>
+              <w:bottom w:type="dxa" w:w="70"/>
+              <w:right w:type="dxa" w:w="120"/>
+            </w:tcMar>
+          </w:tcPr>
+          <w:p>
+            <w:pPr>
+              <w:spacing w:line="250"/>
+            </w:pPr>
+            <w:r>
+              <w:rPr>
+                <w:sz w:val="19"/>
+                <w:szCs w:val="19"/>
+              </w:rPr>
+              <w:t xml:space="preserve">text(20)</w:t>
+            </w:r>
+          </w:p>
+        </w:tc>
+        <w:tc>
+          <w:tcPr>
+            <w:tcW w:type="dxa" w:w="4560"/>
+            <w:tcMar>
+              <w:top w:type="dxa" w:w="70"/>
+              <w:left w:type="dxa" w:w="120"/>
+              <w:bottom w:type="dxa" w:w="70"/>
+              <w:right w:type="dxa" w:w="120"/>
+            </w:tcMar>
+          </w:tcPr>
+          <w:p>
+            <w:pPr>
+              <w:spacing w:line="250"/>
+            </w:pPr>
+            <w:r>
+              <w:rPr>
+                <w:sz w:val="19"/>
+                <w:szCs w:val="19"/>
+              </w:rPr>
+              <w:t xml:space="preserve"/>
             </w:r>
           </w:p>
         </w:tc>
@@ -36786,7 +36930,7 @@
           <w:sz w:val="20"/>
           <w:szCs w:val="20"/>
         </w:rPr>
-        <w:t xml:space="preserve">One paper, issued to a named set of coders on a date.</w:t>
+        <w:t xml:space="preserve">One paper, issued to a named set of coders on a date. Carries its own pass mark, and show_results_to_coder, which decides whether a coder sees their score on submitting — off unless the trainer turns it on.</w:t>
       </w:r>
     </w:p>
     <w:tbl>
@@ -37599,6 +37743,78 @@
                 <w:szCs w:val="19"/>
               </w:rPr>
               <w:t xml:space="preserve"/>
+            </w:r>
+          </w:p>
+        </w:tc>
+      </w:tr>
+      <w:tr>
+        <w:tc>
+          <w:tcPr>
+            <w:tcW w:type="dxa" w:w="3100"/>
+            <w:tcMar>
+              <w:top w:type="dxa" w:w="70"/>
+              <w:left w:type="dxa" w:w="120"/>
+              <w:bottom w:type="dxa" w:w="70"/>
+              <w:right w:type="dxa" w:w="120"/>
+            </w:tcMar>
+          </w:tcPr>
+          <w:p>
+            <w:pPr>
+              <w:spacing w:line="250"/>
+            </w:pPr>
+            <w:r>
+              <w:rPr>
+                <w:rFonts w:ascii="Consolas" w:cs="Consolas" w:eastAsia="Consolas" w:hAnsi="Consolas"/>
+                <w:sz w:val="17"/>
+                <w:szCs w:val="17"/>
+              </w:rPr>
+              <w:t xml:space="preserve">show_results_to_coder</w:t>
+            </w:r>
+          </w:p>
+        </w:tc>
+        <w:tc>
+          <w:tcPr>
+            <w:tcW w:type="dxa" w:w="1700"/>
+            <w:tcMar>
+              <w:top w:type="dxa" w:w="70"/>
+              <w:left w:type="dxa" w:w="120"/>
+              <w:bottom w:type="dxa" w:w="70"/>
+              <w:right w:type="dxa" w:w="120"/>
+            </w:tcMar>
+          </w:tcPr>
+          <w:p>
+            <w:pPr>
+              <w:spacing w:line="250"/>
+            </w:pPr>
+            <w:r>
+              <w:rPr>
+                <w:sz w:val="19"/>
+                <w:szCs w:val="19"/>
+              </w:rPr>
+              <w:t xml:space="preserve">boolean</w:t>
+            </w:r>
+          </w:p>
+        </w:tc>
+        <w:tc>
+          <w:tcPr>
+            <w:tcW w:type="dxa" w:w="4560"/>
+            <w:tcMar>
+              <w:top w:type="dxa" w:w="70"/>
+              <w:left w:type="dxa" w:w="120"/>
+              <w:bottom w:type="dxa" w:w="70"/>
+              <w:right w:type="dxa" w:w="120"/>
+            </w:tcMar>
+          </w:tcPr>
+          <w:p>
+            <w:pPr>
+              <w:spacing w:line="250"/>
+            </w:pPr>
+            <w:r>
+              <w:rPr>
+                <w:sz w:val="19"/>
+                <w:szCs w:val="19"/>
+              </w:rPr>
+              <w:t xml:space="preserve">required</w:t>
             </w:r>
           </w:p>
         </w:tc>
@@ -51041,7 +51257,7 @@
           <w:sz w:val="20"/>
           <w:szCs w:val="20"/>
         </w:rPr>
-        <w:t xml:space="preserve">The weights and deductions the audit scorer uses: per-action weights, the over-call tiers, the pass threshold and the mutation mix.</w:t>
+        <w:t xml:space="preserve">The weights and deductions the audit scorer uses: per-action weights, the over-call tiers, the pass threshold, and the mutation mix that decides how planted errors are distributed. E/M and ED Profee carry their own mix (em_mutation_mix and the mix_* columns) because a level shift, an MDM shift and a critical-care boundary call have no counterpart on a coding chart.</w:t>
       </w:r>
     </w:p>
     <w:tbl>
@@ -52862,6 +53078,294 @@
                 <w:szCs w:val="19"/>
               </w:rPr>
               <w:t xml:space="preserve">required</w:t>
+            </w:r>
+          </w:p>
+        </w:tc>
+      </w:tr>
+      <w:tr>
+        <w:tc>
+          <w:tcPr>
+            <w:tcW w:type="dxa" w:w="3100"/>
+            <w:tcMar>
+              <w:top w:type="dxa" w:w="70"/>
+              <w:left w:type="dxa" w:w="120"/>
+              <w:bottom w:type="dxa" w:w="70"/>
+              <w:right w:type="dxa" w:w="120"/>
+            </w:tcMar>
+          </w:tcPr>
+          <w:p>
+            <w:pPr>
+              <w:spacing w:line="250"/>
+            </w:pPr>
+            <w:r>
+              <w:rPr>
+                <w:rFonts w:ascii="Consolas" w:cs="Consolas" w:eastAsia="Consolas" w:hAnsi="Consolas"/>
+                <w:sz w:val="17"/>
+                <w:szCs w:val="17"/>
+              </w:rPr>
+              <w:t xml:space="preserve">mix_level_shift</w:t>
+            </w:r>
+          </w:p>
+        </w:tc>
+        <w:tc>
+          <w:tcPr>
+            <w:tcW w:type="dxa" w:w="1700"/>
+            <w:tcMar>
+              <w:top w:type="dxa" w:w="70"/>
+              <w:left w:type="dxa" w:w="120"/>
+              <w:bottom w:type="dxa" w:w="70"/>
+              <w:right w:type="dxa" w:w="120"/>
+            </w:tcMar>
+          </w:tcPr>
+          <w:p>
+            <w:pPr>
+              <w:spacing w:line="250"/>
+            </w:pPr>
+            <w:r>
+              <w:rPr>
+                <w:sz w:val="19"/>
+                <w:szCs w:val="19"/>
+              </w:rPr>
+              <w:t xml:space="preserve">integer</w:t>
+            </w:r>
+          </w:p>
+        </w:tc>
+        <w:tc>
+          <w:tcPr>
+            <w:tcW w:type="dxa" w:w="4560"/>
+            <w:tcMar>
+              <w:top w:type="dxa" w:w="70"/>
+              <w:left w:type="dxa" w:w="120"/>
+              <w:bottom w:type="dxa" w:w="70"/>
+              <w:right w:type="dxa" w:w="120"/>
+            </w:tcMar>
+          </w:tcPr>
+          <w:p>
+            <w:pPr>
+              <w:spacing w:line="250"/>
+            </w:pPr>
+            <w:r>
+              <w:rPr>
+                <w:sz w:val="19"/>
+                <w:szCs w:val="19"/>
+              </w:rPr>
+              <w:t xml:space="preserve">required</w:t>
+            </w:r>
+          </w:p>
+        </w:tc>
+      </w:tr>
+      <w:tr>
+        <w:tc>
+          <w:tcPr>
+            <w:tcW w:type="dxa" w:w="3100"/>
+            <w:tcMar>
+              <w:top w:type="dxa" w:w="70"/>
+              <w:left w:type="dxa" w:w="120"/>
+              <w:bottom w:type="dxa" w:w="70"/>
+              <w:right w:type="dxa" w:w="120"/>
+            </w:tcMar>
+          </w:tcPr>
+          <w:p>
+            <w:pPr>
+              <w:spacing w:line="250"/>
+            </w:pPr>
+            <w:r>
+              <w:rPr>
+                <w:rFonts w:ascii="Consolas" w:cs="Consolas" w:eastAsia="Consolas" w:hAnsi="Consolas"/>
+                <w:sz w:val="17"/>
+                <w:szCs w:val="17"/>
+              </w:rPr>
+              <w:t xml:space="preserve">mix_cc_boundary</w:t>
+            </w:r>
+          </w:p>
+        </w:tc>
+        <w:tc>
+          <w:tcPr>
+            <w:tcW w:type="dxa" w:w="1700"/>
+            <w:tcMar>
+              <w:top w:type="dxa" w:w="70"/>
+              <w:left w:type="dxa" w:w="120"/>
+              <w:bottom w:type="dxa" w:w="70"/>
+              <w:right w:type="dxa" w:w="120"/>
+            </w:tcMar>
+          </w:tcPr>
+          <w:p>
+            <w:pPr>
+              <w:spacing w:line="250"/>
+            </w:pPr>
+            <w:r>
+              <w:rPr>
+                <w:sz w:val="19"/>
+                <w:szCs w:val="19"/>
+              </w:rPr>
+              <w:t xml:space="preserve">integer</w:t>
+            </w:r>
+          </w:p>
+        </w:tc>
+        <w:tc>
+          <w:tcPr>
+            <w:tcW w:type="dxa" w:w="4560"/>
+            <w:tcMar>
+              <w:top w:type="dxa" w:w="70"/>
+              <w:left w:type="dxa" w:w="120"/>
+              <w:bottom w:type="dxa" w:w="70"/>
+              <w:right w:type="dxa" w:w="120"/>
+            </w:tcMar>
+          </w:tcPr>
+          <w:p>
+            <w:pPr>
+              <w:spacing w:line="250"/>
+            </w:pPr>
+            <w:r>
+              <w:rPr>
+                <w:sz w:val="19"/>
+                <w:szCs w:val="19"/>
+              </w:rPr>
+              <w:t xml:space="preserve">required</w:t>
+            </w:r>
+          </w:p>
+        </w:tc>
+      </w:tr>
+      <w:tr>
+        <w:tc>
+          <w:tcPr>
+            <w:tcW w:type="dxa" w:w="3100"/>
+            <w:tcMar>
+              <w:top w:type="dxa" w:w="70"/>
+              <w:left w:type="dxa" w:w="120"/>
+              <w:bottom w:type="dxa" w:w="70"/>
+              <w:right w:type="dxa" w:w="120"/>
+            </w:tcMar>
+          </w:tcPr>
+          <w:p>
+            <w:pPr>
+              <w:spacing w:line="250"/>
+            </w:pPr>
+            <w:r>
+              <w:rPr>
+                <w:rFonts w:ascii="Consolas" w:cs="Consolas" w:eastAsia="Consolas" w:hAnsi="Consolas"/>
+                <w:sz w:val="17"/>
+                <w:szCs w:val="17"/>
+              </w:rPr>
+              <w:t xml:space="preserve">mix_mdm_shift</w:t>
+            </w:r>
+          </w:p>
+        </w:tc>
+        <w:tc>
+          <w:tcPr>
+            <w:tcW w:type="dxa" w:w="1700"/>
+            <w:tcMar>
+              <w:top w:type="dxa" w:w="70"/>
+              <w:left w:type="dxa" w:w="120"/>
+              <w:bottom w:type="dxa" w:w="70"/>
+              <w:right w:type="dxa" w:w="120"/>
+            </w:tcMar>
+          </w:tcPr>
+          <w:p>
+            <w:pPr>
+              <w:spacing w:line="250"/>
+            </w:pPr>
+            <w:r>
+              <w:rPr>
+                <w:sz w:val="19"/>
+                <w:szCs w:val="19"/>
+              </w:rPr>
+              <w:t xml:space="preserve">integer</w:t>
+            </w:r>
+          </w:p>
+        </w:tc>
+        <w:tc>
+          <w:tcPr>
+            <w:tcW w:type="dxa" w:w="4560"/>
+            <w:tcMar>
+              <w:top w:type="dxa" w:w="70"/>
+              <w:left w:type="dxa" w:w="120"/>
+              <w:bottom w:type="dxa" w:w="70"/>
+              <w:right w:type="dxa" w:w="120"/>
+            </w:tcMar>
+          </w:tcPr>
+          <w:p>
+            <w:pPr>
+              <w:spacing w:line="250"/>
+            </w:pPr>
+            <w:r>
+              <w:rPr>
+                <w:sz w:val="19"/>
+                <w:szCs w:val="19"/>
+              </w:rPr>
+              <w:t xml:space="preserve">required</w:t>
+            </w:r>
+          </w:p>
+        </w:tc>
+      </w:tr>
+      <w:tr>
+        <w:tc>
+          <w:tcPr>
+            <w:tcW w:type="dxa" w:w="3100"/>
+            <w:tcMar>
+              <w:top w:type="dxa" w:w="70"/>
+              <w:left w:type="dxa" w:w="120"/>
+              <w:bottom w:type="dxa" w:w="70"/>
+              <w:right w:type="dxa" w:w="120"/>
+            </w:tcMar>
+          </w:tcPr>
+          <w:p>
+            <w:pPr>
+              <w:spacing w:line="250"/>
+            </w:pPr>
+            <w:r>
+              <w:rPr>
+                <w:rFonts w:ascii="Consolas" w:cs="Consolas" w:eastAsia="Consolas" w:hAnsi="Consolas"/>
+                <w:sz w:val="17"/>
+                <w:szCs w:val="17"/>
+              </w:rPr>
+              <w:t xml:space="preserve">em_mutation_mix</w:t>
+            </w:r>
+          </w:p>
+        </w:tc>
+        <w:tc>
+          <w:tcPr>
+            <w:tcW w:type="dxa" w:w="1700"/>
+            <w:tcMar>
+              <w:top w:type="dxa" w:w="70"/>
+              <w:left w:type="dxa" w:w="120"/>
+              <w:bottom w:type="dxa" w:w="70"/>
+              <w:right w:type="dxa" w:w="120"/>
+            </w:tcMar>
+          </w:tcPr>
+          <w:p>
+            <w:pPr>
+              <w:spacing w:line="250"/>
+            </w:pPr>
+            <w:r>
+              <w:rPr>
+                <w:sz w:val="19"/>
+                <w:szCs w:val="19"/>
+              </w:rPr>
+              <w:t xml:space="preserve">JSON</w:t>
+            </w:r>
+          </w:p>
+        </w:tc>
+        <w:tc>
+          <w:tcPr>
+            <w:tcW w:type="dxa" w:w="4560"/>
+            <w:tcMar>
+              <w:top w:type="dxa" w:w="70"/>
+              <w:left w:type="dxa" w:w="120"/>
+              <w:bottom w:type="dxa" w:w="70"/>
+              <w:right w:type="dxa" w:w="120"/>
+            </w:tcMar>
+          </w:tcPr>
+          <w:p>
+            <w:pPr>
+              <w:spacing w:line="250"/>
+            </w:pPr>
+            <w:r>
+              <w:rPr>
+                <w:sz w:val="19"/>
+                <w:szCs w:val="19"/>
+              </w:rPr>
+              <w:t xml:space="preserve"/>
             </w:r>
           </w:p>
         </w:tc>
